--- a/Files/01 - Bereshis/08 - Vayishlach/5786/Vayishlach 5786.docx
+++ b/Files/01 - Bereshis/08 - Vayishlach/5786/Vayishlach 5786.docx
@@ -610,7 +610,13 @@
         <w:rPr>
           <w:rFonts w:ascii="Times New Roman" w:hAnsi="Times New Roman" w:cs="Times New Roman"/>
         </w:rPr>
-        <w:t xml:space="preserve">’s no city in the world </w:t>
+        <w:t>’</w:t>
+      </w:r>
+      <w:r>
+        <w:rPr>
+          <w:rFonts w:ascii="Times New Roman" w:hAnsi="Times New Roman" w:cs="Times New Roman"/>
+        </w:rPr>
+        <w:t xml:space="preserve">s no city in the world </w:t>
       </w:r>
       <w:r>
         <w:rPr>
@@ -668,7 +674,7 @@
           <w:rFonts w:ascii="Times New Roman" w:hAnsi="Times New Roman" w:cs="Times New Roman"/>
           <w:rtl/>
         </w:rPr>
-        <w:t>״</w:t>
+        <w:t>"</w:t>
       </w:r>
       <w:r>
         <w:rPr>
@@ -1430,25 +1436,13 @@
         <w:rPr>
           <w:rFonts w:ascii="Times New Roman" w:hAnsi="Times New Roman" w:cs="Times New Roman"/>
         </w:rPr>
-        <w:t>s care and advice. Dr. Goldstein examine</w:t>
-      </w:r>
-      <w:r>
-        <w:rPr>
-          <w:rFonts w:ascii="Times New Roman" w:hAnsi="Times New Roman" w:cs="Times New Roman"/>
-        </w:rPr>
-        <w:t>d</w:t>
-      </w:r>
-      <w:r>
-        <w:rPr>
-          <w:rFonts w:ascii="Times New Roman" w:hAnsi="Times New Roman" w:cs="Times New Roman"/>
-        </w:rPr>
-        <w:t xml:space="preserve"> him and told that he could assist him by operating on him, which he arranged</w:t>
-      </w:r>
-      <w:r>
-        <w:rPr>
-          <w:rFonts w:ascii="Times New Roman" w:hAnsi="Times New Roman" w:cs="Times New Roman"/>
-        </w:rPr>
-        <w:t>.</w:t>
+        <w:t>s care and advice</w:t>
+      </w:r>
+      <w:r>
+        <w:rPr>
+          <w:rFonts w:ascii="Times New Roman" w:hAnsi="Times New Roman" w:cs="Times New Roman"/>
+        </w:rPr>
+        <w:t>. Dr. Goldstein examined him and determined that he could treat the problem surgically, and arranged to perform the operation.</w:t>
       </w:r>
       <w:r>
         <w:rPr>

--- a/Files/01 - Bereshis/08 - Vayishlach/5786/Vayishlach 5786.docx
+++ b/Files/01 - Bereshis/08 - Vayishlach/5786/Vayishlach 5786.docx
@@ -1598,7 +1598,7 @@
         <w:rPr>
           <w:rFonts w:ascii="Times New Roman" w:hAnsi="Times New Roman" w:cs="Times New Roman"/>
         </w:rPr>
-        <w:t xml:space="preserve"> the surgery is done. </w:t>
+        <w:t xml:space="preserve"> the surgery is done.”</w:t>
       </w:r>
     </w:p>
     <w:p>

--- a/Files/01 - Bereshis/08 - Vayishlach/5786/Vayishlach 5786.docx
+++ b/Files/01 - Bereshis/08 - Vayishlach/5786/Vayishlach 5786.docx
@@ -674,7 +674,7 @@
           <w:rFonts w:ascii="Times New Roman" w:hAnsi="Times New Roman" w:cs="Times New Roman"/>
           <w:rtl/>
         </w:rPr>
-        <w:t>"</w:t>
+        <w:t>״</w:t>
       </w:r>
       <w:r>
         <w:rPr>
